--- a/legal/10-payment/20_PAYMENT_SCHEDULE_APPENDIX.docx
+++ b/legal/10-payment/20_PAYMENT_SCHEDULE_APPENDIX.docx
@@ -2,240 +2,282 @@
 <file path=word/document.xml><?xml version="1.0" encoding="utf-8"?>
 <w:document xmlns:wpc="http://schemas.microsoft.com/office/word/2010/wordprocessingCanvas" xmlns:mo="http://schemas.microsoft.com/office/mac/office/2008/main" xmlns:mc="http://schemas.openxmlformats.org/markup-compatibility/2006" xmlns:mv="urn:schemas-microsoft-com:mac:vml" xmlns:o="urn:schemas-microsoft-com:office:office" xmlns:r="http://schemas.openxmlformats.org/officeDocument/2006/relationships" xmlns:m="http://schemas.openxmlformats.org/officeDocument/2006/math" xmlns:v="urn:schemas-microsoft-com:vml" xmlns:wp14="http://schemas.microsoft.com/office/word/2010/wordprocessingDrawing" xmlns:wp="http://schemas.openxmlformats.org/drawingml/2006/wordprocessingDrawing" xmlns:w10="urn:schemas-microsoft-com:office:word" xmlns:w="http://schemas.openxmlformats.org/wordprocessingml/2006/main" xmlns:w14="http://schemas.microsoft.com/office/word/2010/wordml" xmlns:wpg="http://schemas.microsoft.com/office/word/2010/wordprocessingGroup" xmlns:wpi="http://schemas.microsoft.com/office/word/2010/wordprocessingInk" xmlns:wne="http://schemas.microsoft.com/office/word/2006/wordml" xmlns:wps="http://schemas.microsoft.com/office/word/2010/wordprocessingShape" mc:Ignorable="w14 wp14">
   <w:body>
+    <w:tbl>
+      <w:tblPr>
+        <w:tblW w:type="auto" w:w="0"/>
+        <w:jc w:val="center"/>
+        <w:tblLook w:firstColumn="1" w:firstRow="1" w:lastColumn="0" w:lastRow="0" w:noHBand="0" w:noVBand="1" w:val="04A0"/>
+        <w:tblBorders>
+          <w:top w:val="none"/>
+          <w:bottom w:val="none"/>
+          <w:left w:val="none"/>
+          <w:right w:val="none"/>
+          <w:insideH w:val="none"/>
+          <w:insideV w:val="none"/>
+        </w:tblBorders>
+      </w:tblPr>
+      <w:tblGrid>
+        <w:gridCol w:w="4874"/>
+        <w:gridCol w:w="4874"/>
+      </w:tblGrid>
+      <w:tr>
+        <w:trPr>
+          <w:cantSplit/>
+        </w:trPr>
+        <w:tc>
+          <w:tcPr>
+            <w:tcW w:type="dxa" w:w="4032"/>
+            <w:vAlign w:val="center"/>
+            <w:tcW w:w="4031" w:type="dxa"/>
+            <w:tcMar>
+              <w:top w:w="40" w:type="dxa"/>
+              <w:bottom w:w="40" w:type="dxa"/>
+              <w:left w:w="60" w:type="dxa"/>
+              <w:right w:w="60" w:type="dxa"/>
+            </w:tcMar>
+            <w:shd w:fill="FFFFFF"/>
+          </w:tcPr>
+          <w:p>
+            <w:r/>
+          </w:p>
+          <w:p>
+            <w:pPr>
+              <w:spacing w:before="0" w:after="40" w:line="276" w:lineRule="auto"/>
+              <w:jc w:val="center"/>
+            </w:pPr>
+            <w:r>
+              <w:rPr>
+                <w:b/>
+              </w:rPr>
+              <w:t>ĐƠN VỊ CUNG CẤP DỊCH VỤ</w:t>
+            </w:r>
+          </w:p>
+          <w:p>
+            <w:pPr>
+              <w:spacing w:before="0" w:after="40" w:line="276" w:lineRule="auto"/>
+              <w:jc w:val="center"/>
+            </w:pPr>
+            <w:r>
+              <w:rPr>
+                <w:b/>
+              </w:rPr>
+              <w:t>LOCALMATE VIỆT NAM</w:t>
+            </w:r>
+          </w:p>
+          <w:p>
+            <w:pPr>
+              <w:spacing w:before="0" w:after="40" w:line="276" w:lineRule="auto"/>
+              <w:jc w:val="center"/>
+            </w:pPr>
+            <w:r>
+              <w:t>Số: [MÃ_ĐƠN]/PL-TT-LM/[NĂM]</w:t>
+            </w:r>
+          </w:p>
+        </w:tc>
+        <w:tc>
+          <w:tcPr>
+            <w:tcW w:type="dxa" w:w="5717"/>
+            <w:vAlign w:val="center"/>
+            <w:tcW w:w="5716" w:type="dxa"/>
+            <w:tcMar>
+              <w:top w:w="40" w:type="dxa"/>
+              <w:bottom w:w="40" w:type="dxa"/>
+              <w:left w:w="60" w:type="dxa"/>
+              <w:right w:w="60" w:type="dxa"/>
+            </w:tcMar>
+            <w:shd w:fill="FFFFFF"/>
+          </w:tcPr>
+          <w:p>
+            <w:r/>
+          </w:p>
+          <w:p>
+            <w:pPr>
+              <w:spacing w:before="0" w:after="40" w:line="276" w:lineRule="auto"/>
+              <w:jc w:val="center"/>
+            </w:pPr>
+            <w:r>
+              <w:rPr>
+                <w:b/>
+                <w:sz w:val="23"/>
+              </w:rPr>
+              <w:t>CỘNG HÒA XÃ HỘI CHỦ NGHĨA VIỆT NAM</w:t>
+            </w:r>
+          </w:p>
+          <w:p>
+            <w:pPr>
+              <w:spacing w:before="0" w:after="40" w:line="276" w:lineRule="auto"/>
+              <w:jc w:val="center"/>
+            </w:pPr>
+            <w:r>
+              <w:rPr>
+                <w:b/>
+              </w:rPr>
+              <w:t>Độc lập - Tự do - Hạnh phúc</w:t>
+            </w:r>
+          </w:p>
+          <w:p>
+            <w:pPr>
+              <w:spacing w:before="0" w:after="40" w:line="276" w:lineRule="auto"/>
+              <w:jc w:val="center"/>
+            </w:pPr>
+            <w:r>
+              <w:rPr>
+                <w:color w:val="0F172A"/>
+                <w:sz w:val="16"/>
+              </w:rPr>
+              <w:t>――――――――――――――――</w:t>
+            </w:r>
+          </w:p>
+          <w:p>
+            <w:pPr>
+              <w:spacing w:before="0" w:after="40" w:line="276" w:lineRule="auto"/>
+              <w:jc w:val="center"/>
+            </w:pPr>
+            <w:r>
+              <w:rPr>
+                <w:i/>
+                <w:color w:val="64748B"/>
+                <w:sz w:val="19"/>
+              </w:rPr>
+              <w:t>Hà Nội, ngày [NGÀY] tháng [THÁNG] năm 202[NĂM]</w:t>
+            </w:r>
+          </w:p>
+        </w:tc>
+      </w:tr>
+    </w:tbl>
     <w:p>
       <w:pPr>
-        <w:spacing w:before="240" w:after="120" w:line="288" w:lineRule="auto"/>
+        <w:spacing w:before="0" w:after="80"/>
+      </w:pPr>
+    </w:p>
+    <w:p>
+      <w:pPr>
+        <w:spacing w:before="240" w:after="80" w:line="288" w:lineRule="auto"/>
         <w:jc w:val="center"/>
       </w:pPr>
       <w:r>
         <w:rPr>
           <w:b/>
-          <w:color w:val="0D7647"/>
-          <w:sz w:val="30"/>
+          <w:color w:val="0F172A"/>
+          <w:sz w:val="29"/>
         </w:rPr>
-        <w:t>PHỤ LỤC TIẾN ĐỘ THANH TOÁN VÀ ĐIỀU KIỆN TÀI CHÍNH CHUẨN HÓA</w:t>
+        <w:t>PHỤ LỤC TIẾN ĐỘ THANH TOÁN VÀ ĐIỀU KIỆN TÀI CHÍNH</w:t>
       </w:r>
     </w:p>
     <w:p>
       <w:pPr>
-        <w:spacing w:before="200" w:after="80" w:line="276" w:lineRule="auto"/>
-        <w:jc w:val="center"/>
+        <w:spacing w:before="20" w:after="60" w:line="276" w:lineRule="auto"/>
+        <w:jc w:val="both"/>
       </w:pPr>
       <w:r>
         <w:rPr>
           <w:b/>
-          <w:color w:val="0D7647"/>
-          <w:sz w:val="26"/>
         </w:rPr>
         <w:t>(PAYMENT SCHEDULE &amp; FINANCIAL TERMS APPENDIX)</w:t>
       </w:r>
     </w:p>
     <w:p>
       <w:pPr>
-        <w:spacing w:after="80" w:before="0" w:line="276" w:lineRule="auto"/>
+        <w:spacing w:before="20" w:after="40" w:line="276" w:lineRule="auto"/>
+        <w:ind w:left="288"/>
+        <w:jc w:val="both"/>
+      </w:pPr>
+      <w:r>
+        <w:rPr>
+          <w:i/>
+          <w:color w:val="0F172A"/>
+          <w:sz w:val="20"/>
+        </w:rPr>
+        <w:t>- Căn cứ Bộ luật Dân sự số 91/2015/QH13 (Điều 328 về Đặt cọc, Điều 357, Điều 468 về Lãi suất chậm trả);</w:t>
+      </w:r>
+    </w:p>
+    <w:p>
+      <w:pPr>
+        <w:spacing w:before="20" w:after="40" w:line="276" w:lineRule="auto"/>
+        <w:ind w:left="288"/>
+        <w:jc w:val="both"/>
+      </w:pPr>
+      <w:r>
+        <w:rPr>
+          <w:i/>
+          <w:color w:val="0F172A"/>
+          <w:sz w:val="20"/>
+        </w:rPr>
+        <w:t>- Căn cứ Án lệ số 25/2018/AL về việc xác định tiền đặt cọc và tiền trả trước;</w:t>
+      </w:r>
+    </w:p>
+    <w:p>
+      <w:pPr>
+        <w:spacing w:before="20" w:after="40" w:line="276" w:lineRule="auto"/>
+        <w:ind w:left="288"/>
+        <w:jc w:val="both"/>
+      </w:pPr>
+      <w:r>
+        <w:rPr>
+          <w:i/>
+          <w:color w:val="0F172A"/>
+          <w:sz w:val="20"/>
+        </w:rPr>
+        <w:t>- Căn cứ Luật Quản lý thuế số 38/2019/QH14 và Nghị định số 123/2020/NĐ-CP về hóa đơn, chứng từ;</w:t>
+      </w:r>
+    </w:p>
+    <w:p>
+      <w:pPr>
+        <w:spacing w:before="20" w:after="40" w:line="276" w:lineRule="auto"/>
+        <w:ind w:left="288"/>
+        <w:jc w:val="both"/>
+      </w:pPr>
+      <w:r>
+        <w:rPr>
+          <w:i/>
+          <w:color w:val="0F172A"/>
+          <w:sz w:val="20"/>
+        </w:rPr>
+        <w:t>- Căn cứ Thông tư số 219/2013/TT-BTC (Điểm d Khoản 7 Điều 5 về các khoản thu hộ, chi hộ không chịu thuế);</w:t>
+      </w:r>
+    </w:p>
+    <w:p>
+      <w:pPr>
+        <w:spacing w:before="20" w:after="40" w:line="276" w:lineRule="auto"/>
+        <w:ind w:left="288"/>
+        <w:jc w:val="both"/>
+      </w:pPr>
+      <w:r>
+        <w:rPr>
+          <w:i/>
+          <w:color w:val="0F172A"/>
+          <w:sz w:val="20"/>
+        </w:rPr>
+        <w:t>- Căn cứ Hợp đồng Dịch vụ Khung số: [MÃ_HỢP_ĐỒNG] ký giữa Hai Bên.</w:t>
+      </w:r>
+    </w:p>
+    <w:p>
+      <w:pPr>
+        <w:spacing w:before="20" w:after="60" w:line="276" w:lineRule="auto"/>
+        <w:jc w:val="both"/>
+      </w:pPr>
+      <w:r>
+        <w:t>Hai Bên thống nhất áp dụng các mô hình tiến độ thanh toán và điều kiện tài chính dưới đây cho từng loại hình dịch vụ:</w:t>
+      </w:r>
+    </w:p>
+    <w:p>
+      <w:pPr>
+        <w:spacing w:before="180" w:after="60" w:line="276" w:lineRule="auto"/>
         <w:jc w:val="left"/>
       </w:pPr>
       <w:r>
         <w:rPr>
           <w:b/>
-        </w:rPr>
-        <w:t>Mã hiệu văn bản:</w:t>
-      </w:r>
-      <w:r>
-        <w:t xml:space="preserve"> </w:t>
-      </w:r>
-      <w:r>
-        <w:rPr>
-          <w:rFonts w:ascii="Consolas" w:hAnsi="Consolas"/>
-          <w:color w:val="B42828"/>
-          <w:sz w:val="20"/>
-        </w:rPr>
-        <w:t>LM-ACC-SCH-20</w:t>
-      </w:r>
-      <w:r>
-        <w:t xml:space="preserve">  </w:t>
-      </w:r>
-    </w:p>
-    <w:p>
-      <w:pPr>
-        <w:spacing w:after="80" w:before="0" w:line="276" w:lineRule="auto"/>
-        <w:jc w:val="left"/>
-      </w:pPr>
-      <w:r>
-        <w:rPr>
-          <w:i/>
-        </w:rPr>
-        <w:t>(Đính kèm Hợp đồng Dịch vụ Khung số: [SO_HOP_DONG_MSA]/LM-MSA hoặc Đơn đặt hàng tương ứng)</w:t>
-      </w:r>
-      <w:r>
-        <w:t xml:space="preserve">  </w:t>
-      </w:r>
-    </w:p>
-    <w:p>
-      <w:pPr>
-        <w:spacing w:after="80" w:before="0" w:line="276" w:lineRule="auto"/>
-        <w:jc w:val="left"/>
-      </w:pPr>
-      <w:r>
-        <w:rPr>
-          <w:b/>
-        </w:rPr>
-        <w:t>Căn cứ pháp lý:</w:t>
-      </w:r>
-      <w:r>
-        <w:t xml:space="preserve">  </w:t>
-      </w:r>
-    </w:p>
-    <w:p>
-      <w:pPr>
-        <w:spacing w:after="60" w:before="20" w:line="276" w:lineRule="auto"/>
-        <w:ind w:left="360"/>
-        <w:jc w:val="left"/>
-      </w:pPr>
-      <w:r>
-        <w:rPr>
-          <w:i/>
-        </w:rPr>
-        <w:t>•  Bộ luật Dân sự số 91/2015/QH13 (Điều 328 về Đặt cọc, Điều 357, Điều 468 về Lãi suất chậm trả);</w:t>
-      </w:r>
-      <w:r>
-        <w:t xml:space="preserve">  </w:t>
-      </w:r>
-    </w:p>
-    <w:p>
-      <w:pPr>
-        <w:spacing w:after="60" w:before="20" w:line="276" w:lineRule="auto"/>
-        <w:ind w:left="360"/>
-        <w:jc w:val="left"/>
-      </w:pPr>
-      <w:r>
-        <w:rPr>
-          <w:i/>
-        </w:rPr>
-        <w:t>•  Án lệ số 25/2018/AL về việc xác định tiền đặt cọc và tiền trả trước;</w:t>
-      </w:r>
-      <w:r>
-        <w:t xml:space="preserve">  </w:t>
-      </w:r>
-    </w:p>
-    <w:p>
-      <w:pPr>
-        <w:spacing w:after="60" w:before="20" w:line="276" w:lineRule="auto"/>
-        <w:ind w:left="360"/>
-        <w:jc w:val="left"/>
-      </w:pPr>
-      <w:r>
-        <w:rPr>
-          <w:i/>
-        </w:rPr>
-        <w:t>•  Luật Quản lý thuế số 38/2019/QH14 và Nghị định số 123/2020/NĐ-CP về hóa đơn, chứng từ;</w:t>
-      </w:r>
-      <w:r>
-        <w:t xml:space="preserve">  </w:t>
-      </w:r>
-    </w:p>
-    <w:p>
-      <w:pPr>
-        <w:spacing w:after="60" w:before="20" w:line="276" w:lineRule="auto"/>
-        <w:ind w:left="360"/>
-        <w:jc w:val="left"/>
-      </w:pPr>
-      <w:r>
-        <w:rPr>
-          <w:i/>
-        </w:rPr>
-        <w:t>•  Thông tư số 219/2013/TT-BTC (Điểm d Khoản 7 Điều 5 về các khoản thu hộ, chi hộ không chịu thuế).</w:t>
-      </w:r>
-    </w:p>
-    <w:p>
-      <w:pPr>
-        <w:spacing w:after="120" w:before="80"/>
-      </w:pPr>
-      <w:r>
-        <w:rPr>
-          <w:color w:val="CBD5E1"/>
-        </w:rPr>
-        <w:t>―――――――――――――――――――――――――――――――――――――――――――――――――――――――</w:t>
-      </w:r>
-    </w:p>
-    <w:p>
-      <w:pPr>
-        <w:spacing w:after="80" w:before="0" w:line="276" w:lineRule="auto"/>
-        <w:jc w:val="left"/>
-      </w:pPr>
-      <w:r>
-        <w:t>Phụ lục này được lập vào ngày [NGAY] tháng [THANG] năm 202[X] giữa:</w:t>
-      </w:r>
-    </w:p>
-    <w:p>
-      <w:pPr>
-        <w:spacing w:after="60" w:before="20" w:line="276" w:lineRule="auto"/>
-        <w:ind w:left="360"/>
-        <w:jc w:val="left"/>
-      </w:pPr>
-      <w:r>
-        <w:rPr>
-          <w:b/>
-        </w:rPr>
-        <w:t>•  BÊN A (KHÁCH HÀNG):</w:t>
-      </w:r>
-      <w:r>
-        <w:t xml:space="preserve"> [TEN_KHACH_HANG] (Đại diện: [NGUOI_DAI_DIEN_A])</w:t>
-      </w:r>
-    </w:p>
-    <w:p>
-      <w:pPr>
-        <w:spacing w:after="60" w:before="20" w:line="276" w:lineRule="auto"/>
-        <w:ind w:left="360"/>
-        <w:jc w:val="left"/>
-      </w:pPr>
-      <w:r>
-        <w:rPr>
-          <w:b/>
-        </w:rPr>
-        <w:t>•  BÊN B (LOCALMATE):</w:t>
-      </w:r>
-      <w:r>
-        <w:t xml:space="preserve"> [LOCALMATE_LEGAL_NAME] (Đại diện: [REPRESENTATIVE])</w:t>
-      </w:r>
-    </w:p>
-    <w:p>
-      <w:pPr>
-        <w:spacing w:after="80" w:before="0" w:line="276" w:lineRule="auto"/>
-        <w:jc w:val="left"/>
-      </w:pPr>
-      <w:r>
-        <w:t>Hai Bên thống nhất áp dụng một trong các mô hình tiến độ thanh toán và điều kiện tài chính dưới đây cho từng loại hình dịch vụ:</w:t>
-      </w:r>
-    </w:p>
-    <w:p>
-      <w:pPr>
-        <w:spacing w:after="120" w:before="80"/>
-      </w:pPr>
-      <w:r>
-        <w:rPr>
-          <w:color w:val="CBD5E1"/>
-        </w:rPr>
-        <w:t>―――――――――――――――――――――――――――――――――――――――――――――――――――――――</w:t>
-      </w:r>
-    </w:p>
-    <w:p>
-      <w:pPr>
-        <w:spacing w:before="160" w:after="60"/>
-      </w:pPr>
-      <w:r>
-        <w:rPr>
-          <w:b/>
-          <w:color w:val="0D7647"/>
-          <w:sz w:val="23"/>
+          <w:color w:val="0F172A"/>
+          <w:sz w:val="22"/>
         </w:rPr>
         <w:t>ĐIỀU 1. BA MÔ HÌNH TIẾN ĐỘ THANH TOÁN CHUẨN HÓA CỦA LOCALMATE</w:t>
       </w:r>
     </w:p>
     <w:p>
       <w:pPr>
-        <w:spacing w:after="80" w:before="0" w:line="276" w:lineRule="auto"/>
-        <w:jc w:val="left"/>
+        <w:spacing w:before="20" w:after="60" w:line="276" w:lineRule="auto"/>
+        <w:jc w:val="both"/>
       </w:pPr>
       <w:r>
         <w:t>Tùy theo quy mô gói dịch vụ được lựa chọn tại Đơn Đặt Hàng (SO) hoặc Báo giá, Hai Bên áp dụng mô hình thanh toán tương ứng sau:</w:t>
@@ -243,21 +285,21 @@
     </w:p>
     <w:p>
       <w:pPr>
-        <w:spacing w:before="120" w:after="40"/>
+        <w:spacing w:before="120" w:after="40" w:line="276" w:lineRule="auto"/>
       </w:pPr>
       <w:r>
         <w:rPr>
           <w:b/>
-          <w:color w:val="1E293B"/>
-          <w:sz w:val="22"/>
+          <w:color w:val="0F172A"/>
+          <w:sz w:val="21"/>
         </w:rPr>
         <w:t>MÔ HÌNH 1: DỰ ÁN TIÊU CHUẨN 50 / 50 (ÁP DỤNG CHO DỰ ÁN DƯỚI 30 TRIỆU ĐỒNG)</w:t>
       </w:r>
     </w:p>
     <w:p>
       <w:pPr>
-        <w:spacing w:after="80" w:before="0" w:line="276" w:lineRule="auto"/>
-        <w:jc w:val="left"/>
+        <w:spacing w:before="20" w:after="60" w:line="276" w:lineRule="auto"/>
+        <w:jc w:val="both"/>
       </w:pPr>
       <w:r>
         <w:rPr>
@@ -268,15 +310,15 @@
     </w:p>
     <w:p>
       <w:pPr>
-        <w:spacing w:after="60" w:before="20" w:line="276" w:lineRule="auto"/>
+        <w:spacing w:before="20" w:after="40" w:line="276" w:lineRule="auto"/>
         <w:ind w:left="360"/>
-        <w:jc w:val="left"/>
+        <w:jc w:val="both"/>
       </w:pPr>
       <w:r>
         <w:rPr>
           <w:b/>
         </w:rPr>
-        <w:t>•  Đợt 1 (Đặt cọc bảo đảm hợp đồng):</w:t>
+        <w:t>Đợt 1 (Đặt cọc bảo đảm hợp đồng):</w:t>
       </w:r>
       <w:r>
         <w:t xml:space="preserve"> Bên A thanh toán </w:t>
@@ -302,15 +344,15 @@
     </w:p>
     <w:p>
       <w:pPr>
-        <w:spacing w:after="60" w:before="20" w:line="276" w:lineRule="auto"/>
+        <w:spacing w:before="20" w:after="40" w:line="276" w:lineRule="auto"/>
         <w:ind w:left="360"/>
-        <w:jc w:val="left"/>
+        <w:jc w:val="both"/>
       </w:pPr>
       <w:r>
         <w:rPr>
           <w:b/>
         </w:rPr>
-        <w:t>•  Đợt 2 (Thanh toán dứt điểm khi nghiệm thu):</w:t>
+        <w:t>Đợt 2 (Thanh toán dứt điểm khi nghiệm thu):</w:t>
       </w:r>
       <w:r>
         <w:t xml:space="preserve"> Bên A thanh toán </w:t>
@@ -336,21 +378,21 @@
     </w:p>
     <w:p>
       <w:pPr>
-        <w:spacing w:before="120" w:after="40"/>
+        <w:spacing w:before="120" w:after="40" w:line="276" w:lineRule="auto"/>
       </w:pPr>
       <w:r>
         <w:rPr>
           <w:b/>
-          <w:color w:val="1E293B"/>
-          <w:sz w:val="22"/>
+          <w:color w:val="0F172A"/>
+          <w:sz w:val="21"/>
         </w:rPr>
         <w:t>MÔ HÌNH 2: DỰ ÁN DOANH NGHIỆP 40 / 30 / 30 (ÁP DỤNG CHO DỰ ÁN TRÊN 30 TRIỆU ĐỒNG)</w:t>
       </w:r>
     </w:p>
     <w:p>
       <w:pPr>
-        <w:spacing w:after="80" w:before="0" w:line="276" w:lineRule="auto"/>
-        <w:jc w:val="left"/>
+        <w:spacing w:before="20" w:after="60" w:line="276" w:lineRule="auto"/>
+        <w:jc w:val="both"/>
       </w:pPr>
       <w:r>
         <w:rPr>
@@ -361,15 +403,15 @@
     </w:p>
     <w:p>
       <w:pPr>
-        <w:spacing w:after="60" w:before="20" w:line="276" w:lineRule="auto"/>
+        <w:spacing w:before="20" w:after="40" w:line="276" w:lineRule="auto"/>
         <w:ind w:left="360"/>
-        <w:jc w:val="left"/>
+        <w:jc w:val="both"/>
       </w:pPr>
       <w:r>
         <w:rPr>
           <w:b/>
         </w:rPr>
-        <w:t>•  Đợt 1 (Đặt cọc khởi động dự án):</w:t>
+        <w:t>Đợt 1 (Đặt cọc khởi động dự án):</w:t>
       </w:r>
       <w:r>
         <w:t xml:space="preserve"> Bên A thanh toán </w:t>
@@ -386,15 +428,15 @@
     </w:p>
     <w:p>
       <w:pPr>
-        <w:spacing w:after="60" w:before="20" w:line="276" w:lineRule="auto"/>
+        <w:spacing w:before="20" w:after="40" w:line="276" w:lineRule="auto"/>
         <w:ind w:left="360"/>
-        <w:jc w:val="left"/>
+        <w:jc w:val="both"/>
       </w:pPr>
       <w:r>
         <w:rPr>
           <w:b/>
         </w:rPr>
-        <w:t>•  Đợt 2 (Nghiệm thu Giai đoạn thiết kế Staging):</w:t>
+        <w:t>Đợt 2 (Nghiệm thu Giai đoạn thiết kế Staging):</w:t>
       </w:r>
       <w:r>
         <w:t xml:space="preserve"> Bên A thanh toán </w:t>
@@ -411,15 +453,15 @@
     </w:p>
     <w:p>
       <w:pPr>
-        <w:spacing w:after="60" w:before="20" w:line="276" w:lineRule="auto"/>
+        <w:spacing w:before="20" w:after="40" w:line="276" w:lineRule="auto"/>
         <w:ind w:left="360"/>
-        <w:jc w:val="left"/>
+        <w:jc w:val="both"/>
       </w:pPr>
       <w:r>
         <w:rPr>
           <w:b/>
         </w:rPr>
-        <w:t>•  Đợt 3 (Quyết toán khi bàn giao chính thức):</w:t>
+        <w:t>Đợt 3 (Quyết toán khi bàn giao chính thức):</w:t>
       </w:r>
       <w:r>
         <w:t xml:space="preserve"> Bên A thanh toán </w:t>
@@ -436,21 +478,21 @@
     </w:p>
     <w:p>
       <w:pPr>
-        <w:spacing w:before="120" w:after="40"/>
+        <w:spacing w:before="120" w:after="40" w:line="276" w:lineRule="auto"/>
       </w:pPr>
       <w:r>
         <w:rPr>
           <w:b/>
-          <w:color w:val="1E293B"/>
-          <w:sz w:val="22"/>
+          <w:color w:val="0F172A"/>
+          <w:sz w:val="21"/>
         </w:rPr>
         <w:t>MÔ HÌNH 3: DỊCH VỤ DUY TRÌ ĐỊNH KỲ THEO THÁNG (MONTHLY RETAINER)</w:t>
       </w:r>
     </w:p>
     <w:p>
       <w:pPr>
-        <w:spacing w:after="80" w:before="0" w:line="276" w:lineRule="auto"/>
-        <w:jc w:val="left"/>
+        <w:spacing w:before="20" w:after="60" w:line="276" w:lineRule="auto"/>
+        <w:jc w:val="both"/>
       </w:pPr>
       <w:r>
         <w:rPr>
@@ -461,15 +503,15 @@
     </w:p>
     <w:p>
       <w:pPr>
-        <w:spacing w:after="60" w:before="20" w:line="276" w:lineRule="auto"/>
+        <w:spacing w:before="20" w:after="40" w:line="276" w:lineRule="auto"/>
         <w:ind w:left="360"/>
-        <w:jc w:val="left"/>
+        <w:jc w:val="both"/>
       </w:pPr>
       <w:r>
         <w:rPr>
           <w:b/>
         </w:rPr>
-        <w:t>•  Thanh toán trước 100%:</w:t>
+        <w:t>Thanh toán trước 100%:</w:t>
       </w:r>
       <w:r>
         <w:t xml:space="preserve"> Bên A thanh toán 100% phí dịch vụ của từng tháng vào </w:t>
@@ -486,42 +528,32 @@
     </w:p>
     <w:p>
       <w:pPr>
-        <w:spacing w:after="60" w:before="20" w:line="276" w:lineRule="auto"/>
+        <w:spacing w:before="20" w:after="40" w:line="276" w:lineRule="auto"/>
         <w:ind w:left="360"/>
-        <w:jc w:val="left"/>
+        <w:jc w:val="both"/>
       </w:pPr>
       <w:r>
-        <w:t>•  Bên B chỉ kích hoạt hoặc tiếp tục duy trì chiến dịch quảng cáo và sản xuất nội dung sau khi đã nhận đủ phí dịch vụ của tháng đó.</w:t>
+        <w:t>Bên B chỉ kích hoạt hoặc tiếp tục duy trì chiến dịch quảng cáo và sản xuất nội dung sau khi đã nhận đủ phí dịch vụ của tháng đó.</w:t>
       </w:r>
     </w:p>
     <w:p>
       <w:pPr>
-        <w:spacing w:after="120" w:before="80"/>
-      </w:pPr>
-      <w:r>
-        <w:rPr>
-          <w:color w:val="CBD5E1"/>
-        </w:rPr>
-        <w:t>―――――――――――――――――――――――――――――――――――――――――――――――――――――――</w:t>
-      </w:r>
-    </w:p>
-    <w:p>
-      <w:pPr>
-        <w:spacing w:before="160" w:after="60"/>
+        <w:spacing w:before="180" w:after="60" w:line="276" w:lineRule="auto"/>
+        <w:jc w:val="left"/>
       </w:pPr>
       <w:r>
         <w:rPr>
           <w:b/>
-          <w:color w:val="0D7647"/>
-          <w:sz w:val="23"/>
+          <w:color w:val="0F172A"/>
+          <w:sz w:val="22"/>
         </w:rPr>
         <w:t>ĐIỀU 2. QUY CHẾ TIỀN ĐẶT CỌC VÀ XỬ LÝ KHI VI PHẠM HỢP ĐỒNG (THEO ĐIỀU 328 BLDS 2015)</w:t>
       </w:r>
     </w:p>
     <w:p>
       <w:pPr>
-        <w:spacing w:after="80" w:before="0" w:line="276" w:lineRule="auto"/>
-        <w:jc w:val="left"/>
+        <w:spacing w:before="20" w:after="60" w:line="276" w:lineRule="auto"/>
+        <w:jc w:val="both"/>
       </w:pPr>
       <w:r>
         <w:t xml:space="preserve">2.1. Căn cứ Điều 328 Bộ luật Dân sự 2015 và Án lệ số 25/2018/AL của Hội đồng Thẩm phán Tòa án nhân dân tối cao, Hai Bên xác nhận rõ ràng khoản thanh toán Đợt 1 là </w:t>
@@ -538,8 +570,8 @@
     </w:p>
     <w:p>
       <w:pPr>
-        <w:spacing w:after="80" w:before="0" w:line="276" w:lineRule="auto"/>
-        <w:jc w:val="left"/>
+        <w:spacing w:before="20" w:after="60" w:line="276" w:lineRule="auto"/>
+        <w:jc w:val="both"/>
       </w:pPr>
       <w:r>
         <w:t xml:space="preserve">2.2. </w:t>
@@ -553,22 +585,22 @@
     </w:p>
     <w:p>
       <w:pPr>
-        <w:spacing w:after="60" w:before="20" w:line="276" w:lineRule="auto"/>
+        <w:spacing w:before="20" w:after="40" w:line="276" w:lineRule="auto"/>
         <w:ind w:left="360"/>
-        <w:jc w:val="left"/>
+        <w:jc w:val="both"/>
       </w:pPr>
       <w:r>
-        <w:t>•  Khi hợp đồng được thực hiện và hoàn thành nghiệm thu, toàn bộ số tiền đặt cọc này được tự động đối trừ vào nghĩa vụ thanh toán của Bên A;</w:t>
+        <w:t>Khi hợp đồng được thực hiện và hoàn thành nghiệm thu, toàn bộ số tiền đặt cọc này được tự động đối trừ vào nghĩa vụ thanh toán của Bên A;</w:t>
       </w:r>
     </w:p>
     <w:p>
       <w:pPr>
-        <w:spacing w:after="60" w:before="20" w:line="276" w:lineRule="auto"/>
+        <w:spacing w:before="20" w:after="40" w:line="276" w:lineRule="auto"/>
         <w:ind w:left="360"/>
-        <w:jc w:val="left"/>
+        <w:jc w:val="both"/>
       </w:pPr>
       <w:r>
-        <w:t xml:space="preserve">•  Trường hợp Bên A đơn phương từ chối tiếp tục thực hiện hợp đồng, chậm bàn giao tài liệu quá 30 ngày mà không có lý do chính đáng, hoặc tự ý hủy dự án khi Bên B không có lỗi: </w:t>
+        <w:t xml:space="preserve">Trường hợp Bên A đơn phương từ chối tiếp tục thực hiện hợp đồng, chậm bàn giao tài liệu quá 30 ngày mà không có lý do chính đáng, hoặc tự ý hủy dự án khi Bên B không có lỗi: </w:t>
       </w:r>
       <w:r>
         <w:rPr>
@@ -582,42 +614,32 @@
     </w:p>
     <w:p>
       <w:pPr>
-        <w:spacing w:after="60" w:before="20" w:line="276" w:lineRule="auto"/>
+        <w:spacing w:before="20" w:after="40" w:line="276" w:lineRule="auto"/>
         <w:ind w:left="360"/>
-        <w:jc w:val="left"/>
+        <w:jc w:val="both"/>
       </w:pPr>
       <w:r>
-        <w:t>•  Trường hợp Bên B từ chối thực hiện hợp đồng mà không do sự kiện bất khả kháng hoặc không do lỗi của Bên A: Bên B có nghĩa vụ hoàn trả lại cho Bên A toàn bộ số tiền đặt cọc đã nhận kèm theo một khoản tiền tương đương giá trị tiền cọc (theo nguyên tắc phạt cọc gấp đôi tại Khoản 2 Điều 328 BLDS 2015).</w:t>
+        <w:t>Trường hợp Bên B từ chối thực hiện hợp đồng mà không do sự kiện bất khả kháng hoặc không do lỗi của Bên A: Bên B có nghĩa vụ hoàn trả lại cho Bên A toàn bộ số tiền đặt cọc đã nhận kèm theo một khoản tiền tương đương giá trị tiền cọc (theo nguyên tắc phạt cọc gấp đôi tại Khoản 2 Điều 328 BLDS 2015).</w:t>
       </w:r>
     </w:p>
     <w:p>
       <w:pPr>
-        <w:spacing w:after="120" w:before="80"/>
-      </w:pPr>
-      <w:r>
-        <w:rPr>
-          <w:color w:val="CBD5E1"/>
-        </w:rPr>
-        <w:t>―――――――――――――――――――――――――――――――――――――――――――――――――――――――</w:t>
-      </w:r>
-    </w:p>
-    <w:p>
-      <w:pPr>
-        <w:spacing w:before="160" w:after="60"/>
+        <w:spacing w:before="180" w:after="60" w:line="276" w:lineRule="auto"/>
+        <w:jc w:val="left"/>
       </w:pPr>
       <w:r>
         <w:rPr>
           <w:b/>
-          <w:color w:val="0D7647"/>
-          <w:sz w:val="23"/>
+          <w:color w:val="0F172A"/>
+          <w:sz w:val="22"/>
         </w:rPr>
         <w:t>ĐIỀU 3. NGUYÊN TẮC BÓC TÁCH NGÂN SÁCH QUẢNG CÁO (MEDIA SPEND) VÀ HÓA ĐƠN THUẾ</w:t>
       </w:r>
     </w:p>
     <w:p>
       <w:pPr>
-        <w:spacing w:after="80" w:before="0" w:line="276" w:lineRule="auto"/>
-        <w:jc w:val="left"/>
+        <w:spacing w:before="20" w:after="60" w:line="276" w:lineRule="auto"/>
+        <w:jc w:val="both"/>
       </w:pPr>
       <w:r>
         <w:t xml:space="preserve">3.1. </w:t>
@@ -634,15 +656,15 @@
     </w:p>
     <w:p>
       <w:pPr>
-        <w:spacing w:after="60" w:before="20" w:line="276" w:lineRule="auto"/>
+        <w:spacing w:before="20" w:after="40" w:line="276" w:lineRule="auto"/>
         <w:ind w:left="360"/>
-        <w:jc w:val="left"/>
+        <w:jc w:val="both"/>
       </w:pPr>
       <w:r>
         <w:rPr>
           <w:b/>
         </w:rPr>
-        <w:t>•  Phương án 1 (Khuyến nghị ưu tiên):</w:t>
+        <w:t>Phương án 1 (Khuyến nghị ưu tiên):</w:t>
       </w:r>
       <w:r>
         <w:t xml:space="preserve"> Khách hàng trực tiếp liên kết thẻ thanh toán quốc tế (Visa/Mastercard) của Khách hàng vào tài khoản Google Ads/Meta Ads. Nền tảng Google/Meta sẽ tự động trích tiền từ thẻ của Khách hàng và xuất hóa đơn điện tử có mã số thuế nhà thầu nước ngoài trực tiếp cho Khách hàng (được khấu trừ thuế hợp pháp). LocalMate chỉ thu duy nhất </w:t>
@@ -659,15 +681,15 @@
     </w:p>
     <w:p>
       <w:pPr>
-        <w:spacing w:after="60" w:before="20" w:line="276" w:lineRule="auto"/>
+        <w:spacing w:before="20" w:after="40" w:line="276" w:lineRule="auto"/>
         <w:ind w:left="360"/>
-        <w:jc w:val="left"/>
+        <w:jc w:val="both"/>
       </w:pPr>
       <w:r>
         <w:rPr>
           <w:b/>
         </w:rPr>
-        <w:t>•  Phương án 2 (Trường hợp ủy thác chi hộ):</w:t>
+        <w:t>Phương án 2 (Trường hợp ủy thác chi hộ):</w:t>
       </w:r>
       <w:r>
         <w:t xml:space="preserve"> Nếu Khách hàng chuyển tiền ngân sách cho LocalMate để nạp hộ vào tài khoản quảng cáo, Hai Bên xác nhận khoản tiền này là </w:t>
@@ -684,8 +706,8 @@
     </w:p>
     <w:p>
       <w:pPr>
-        <w:spacing w:after="80" w:before="0" w:line="276" w:lineRule="auto"/>
-        <w:jc w:val="left"/>
+        <w:spacing w:before="20" w:after="60" w:line="276" w:lineRule="auto"/>
+        <w:jc w:val="both"/>
       </w:pPr>
       <w:r>
         <w:t xml:space="preserve">3.2. </w:t>
@@ -702,32 +724,22 @@
     </w:p>
     <w:p>
       <w:pPr>
-        <w:spacing w:after="120" w:before="80"/>
-      </w:pPr>
-      <w:r>
-        <w:rPr>
-          <w:color w:val="CBD5E1"/>
-        </w:rPr>
-        <w:t>―――――――――――――――――――――――――――――――――――――――――――――――――――――――</w:t>
-      </w:r>
-    </w:p>
-    <w:p>
-      <w:pPr>
-        <w:spacing w:before="160" w:after="60"/>
+        <w:spacing w:before="180" w:after="60" w:line="276" w:lineRule="auto"/>
+        <w:jc w:val="left"/>
       </w:pPr>
       <w:r>
         <w:rPr>
           <w:b/>
-          <w:color w:val="0D7647"/>
-          <w:sz w:val="23"/>
+          <w:color w:val="0F172A"/>
+          <w:sz w:val="22"/>
         </w:rPr>
         <w:t>ĐIỀU 4. CHẾ TÀI CHẬM THANH TOÁN</w:t>
       </w:r>
     </w:p>
     <w:p>
       <w:pPr>
-        <w:spacing w:after="80" w:before="0" w:line="276" w:lineRule="auto"/>
-        <w:jc w:val="left"/>
+        <w:spacing w:before="20" w:after="60" w:line="276" w:lineRule="auto"/>
+        <w:jc w:val="both"/>
       </w:pPr>
       <w:r>
         <w:t>Trường hợp Bên A chậm thanh toán bất kỳ khoản tiền nào quá hạn theo lịch trình quy định tại Điều 1:</w:t>
@@ -735,12 +747,12 @@
     </w:p>
     <w:p>
       <w:pPr>
-        <w:spacing w:after="60" w:before="20" w:line="276" w:lineRule="auto"/>
+        <w:spacing w:before="20" w:after="40" w:line="276" w:lineRule="auto"/>
         <w:ind w:left="360"/>
-        <w:jc w:val="left"/>
+        <w:jc w:val="both"/>
       </w:pPr>
       <w:r>
-        <w:t xml:space="preserve">•  Bên A phải chịu lãi chậm trả tính từ ngày kế tiếp của hạn chót thanh toán cho đến ngày thanh toán thực tế với mức lãi suất </w:t>
+        <w:t xml:space="preserve">Bên A phải chịu lãi chậm trả tính từ ngày kế tiếp của hạn chót thanh toán cho đến ngày thanh toán thực tế với mức lãi suất </w:t>
       </w:r>
       <w:r>
         <w:rPr>
@@ -754,29 +766,18 @@
     </w:p>
     <w:p>
       <w:pPr>
-        <w:spacing w:after="60" w:before="20" w:line="276" w:lineRule="auto"/>
+        <w:spacing w:before="20" w:after="40" w:line="276" w:lineRule="auto"/>
         <w:ind w:left="360"/>
-        <w:jc w:val="left"/>
+        <w:jc w:val="both"/>
       </w:pPr>
       <w:r>
-        <w:t>•  Quá thời hạn thanh toán 07 (bảy) ngày làm việc, LocalMate có quyền tạm ngừng mọi hoạt động hỗ trợ kỹ thuật, tạm ngắt quảng cáo hoặc đưa website về chế độ bảo trì cho đến khi nhận được đủ tiền thanh toán.</w:t>
+        <w:t>Quá thời hạn thanh toán 07 (bảy) ngày làm việc, LocalMate có quyền tạm ngừng mọi hoạt động hỗ trợ kỹ thuật, tạm ngắt quảng cáo hoặc đưa website về chế độ bảo trì cho đến khi nhận được đủ tiền thanh toán.</w:t>
       </w:r>
     </w:p>
     <w:p>
       <w:pPr>
-        <w:spacing w:after="120" w:before="80"/>
-      </w:pPr>
-      <w:r>
-        <w:rPr>
-          <w:color w:val="CBD5E1"/>
-        </w:rPr>
-        <w:t>―――――――――――――――――――――――――――――――――――――――――――――――――――――――</w:t>
-      </w:r>
-    </w:p>
-    <w:p>
-      <w:pPr>
-        <w:spacing w:after="80" w:before="0" w:line="276" w:lineRule="auto"/>
-        <w:jc w:val="left"/>
+        <w:spacing w:before="20" w:after="60" w:line="276" w:lineRule="auto"/>
+        <w:jc w:val="both"/>
       </w:pPr>
       <w:r>
         <w:t>Phụ lục này có hiệu lực kể từ ngày ký và là căn cứ tài chính bắt buộc áp dụng trong suốt quá trình Hai Bên giao kết và thực hiện dịch vụ.</w:t>
@@ -797,21 +798,25 @@
         </w:tblBorders>
       </w:tblPr>
       <w:tblGrid>
-        <w:gridCol w:w="4802"/>
-        <w:gridCol w:w="4802"/>
+        <w:gridCol w:w="4874"/>
+        <w:gridCol w:w="4874"/>
       </w:tblGrid>
       <w:tr>
+        <w:trPr>
+          <w:cantSplit/>
+        </w:trPr>
         <w:tc>
           <w:tcPr>
-            <w:tcW w:type="dxa" w:w="4802"/>
+            <w:tcW w:type="dxa" w:w="4867"/>
             <w:vAlign w:val="center"/>
+            <w:tcW w:w="4867" w:type="dxa"/>
             <w:tcMar>
-              <w:top w:w="120" w:type="dxa"/>
-              <w:bottom w:w="120" w:type="dxa"/>
-              <w:left w:w="160" w:type="dxa"/>
-              <w:right w:w="160" w:type="dxa"/>
+              <w:top w:w="90" w:type="dxa"/>
+              <w:bottom w:w="90" w:type="dxa"/>
+              <w:left w:w="100" w:type="dxa"/>
+              <w:right w:w="100" w:type="dxa"/>
             </w:tcMar>
-            <w:shd w:fill="EDF7F1"/>
+            <w:shd w:fill="F8FAFC"/>
           </w:tcPr>
           <w:p>
             <w:r/>
@@ -824,7 +829,7 @@
             <w:r>
               <w:rPr>
                 <w:b/>
-                <w:color w:val="0D7647"/>
+                <w:sz w:val="20"/>
               </w:rPr>
               <w:t>ĐẠI DIỆN BÊN A (KHÁCH HÀNG)</w:t>
             </w:r>
@@ -832,15 +837,16 @@
         </w:tc>
         <w:tc>
           <w:tcPr>
-            <w:tcW w:type="dxa" w:w="4802"/>
+            <w:tcW w:type="dxa" w:w="4882"/>
             <w:vAlign w:val="center"/>
+            <w:tcW w:w="4881" w:type="dxa"/>
             <w:tcMar>
-              <w:top w:w="120" w:type="dxa"/>
-              <w:bottom w:w="120" w:type="dxa"/>
-              <w:left w:w="160" w:type="dxa"/>
-              <w:right w:w="160" w:type="dxa"/>
+              <w:top w:w="90" w:type="dxa"/>
+              <w:bottom w:w="90" w:type="dxa"/>
+              <w:left w:w="100" w:type="dxa"/>
+              <w:right w:w="100" w:type="dxa"/>
             </w:tcMar>
-            <w:shd w:fill="EDF7F1"/>
+            <w:shd w:fill="F8FAFC"/>
           </w:tcPr>
           <w:p>
             <w:r/>
@@ -853,7 +859,7 @@
             <w:r>
               <w:rPr>
                 <w:b/>
-                <w:color w:val="0D7647"/>
+                <w:sz w:val="20"/>
               </w:rPr>
               <w:t>ĐẠI DIỆN BÊN B (LOCALMATE)</w:t>
             </w:r>
@@ -861,17 +867,21 @@
         </w:tc>
       </w:tr>
       <w:tr>
+        <w:trPr>
+          <w:cantSplit/>
+        </w:trPr>
         <w:tc>
           <w:tcPr>
-            <w:tcW w:type="dxa" w:w="4802"/>
+            <w:tcW w:type="dxa" w:w="4867"/>
             <w:vAlign w:val="center"/>
+            <w:tcW w:w="4867" w:type="dxa"/>
             <w:tcMar>
-              <w:top w:w="120" w:type="dxa"/>
-              <w:bottom w:w="120" w:type="dxa"/>
-              <w:left w:w="160" w:type="dxa"/>
-              <w:right w:w="160" w:type="dxa"/>
+              <w:top w:w="80" w:type="dxa"/>
+              <w:bottom w:w="80" w:type="dxa"/>
+              <w:left w:w="100" w:type="dxa"/>
+              <w:right w:w="100" w:type="dxa"/>
             </w:tcMar>
-            <w:shd w:fill="F8FAFC"/>
+            <w:shd w:fill="FFFFFF"/>
           </w:tcPr>
           <w:p>
             <w:r/>
@@ -891,15 +901,16 @@
         </w:tc>
         <w:tc>
           <w:tcPr>
-            <w:tcW w:type="dxa" w:w="4802"/>
+            <w:tcW w:type="dxa" w:w="4882"/>
             <w:vAlign w:val="center"/>
+            <w:tcW w:w="4881" w:type="dxa"/>
             <w:tcMar>
-              <w:top w:w="120" w:type="dxa"/>
-              <w:bottom w:w="120" w:type="dxa"/>
-              <w:left w:w="160" w:type="dxa"/>
-              <w:right w:w="160" w:type="dxa"/>
+              <w:top w:w="80" w:type="dxa"/>
+              <w:bottom w:w="80" w:type="dxa"/>
+              <w:left w:w="100" w:type="dxa"/>
+              <w:right w:w="100" w:type="dxa"/>
             </w:tcMar>
-            <w:shd w:fill="F8FAFC"/>
+            <w:shd w:fill="FFFFFF"/>
           </w:tcPr>
           <w:p>
             <w:r/>
@@ -919,161 +930,58 @@
         </w:tc>
       </w:tr>
       <w:tr>
+        <w:trPr>
+          <w:cantSplit/>
+        </w:trPr>
         <w:tc>
           <w:tcPr>
-            <w:tcW w:type="dxa" w:w="4802"/>
+            <w:tcW w:type="dxa" w:w="4867"/>
             <w:vAlign w:val="center"/>
+            <w:tcW w:w="4867" w:type="dxa"/>
             <w:tcMar>
-              <w:top w:w="120" w:type="dxa"/>
-              <w:bottom w:w="120" w:type="dxa"/>
-              <w:left w:w="160" w:type="dxa"/>
-              <w:right w:w="160" w:type="dxa"/>
+              <w:top w:w="80" w:type="dxa"/>
+              <w:bottom w:w="80" w:type="dxa"/>
+              <w:left w:w="100" w:type="dxa"/>
+              <w:right w:w="100" w:type="dxa"/>
             </w:tcMar>
-            <w:shd w:fill="FFFFFF"/>
+            <w:shd w:fill="FAFAFA"/>
           </w:tcPr>
           <w:p>
             <w:r/>
           </w:p>
-          <w:p>
-            <w:pPr>
-              <w:spacing w:before="0" w:after="40" w:line="276" w:lineRule="auto"/>
-              <w:jc w:val="left"/>
-            </w:pPr>
-          </w:p>
-          <w:p>
-            <w:pPr>
-              <w:spacing w:before="0" w:after="40" w:line="276" w:lineRule="auto"/>
-              <w:jc w:val="left"/>
-            </w:pPr>
-          </w:p>
-          <w:p>
-            <w:pPr>
-              <w:spacing w:before="0" w:after="40" w:line="276" w:lineRule="auto"/>
-              <w:jc w:val="left"/>
-            </w:pPr>
-          </w:p>
-          <w:p>
-            <w:pPr>
-              <w:spacing w:before="0" w:after="40" w:line="276" w:lineRule="auto"/>
-              <w:jc w:val="left"/>
-            </w:pPr>
-          </w:p>
         </w:tc>
         <w:tc>
           <w:tcPr>
-            <w:tcW w:type="dxa" w:w="4802"/>
+            <w:tcW w:type="dxa" w:w="4882"/>
             <w:vAlign w:val="center"/>
+            <w:tcW w:w="4881" w:type="dxa"/>
             <w:tcMar>
-              <w:top w:w="120" w:type="dxa"/>
-              <w:bottom w:w="120" w:type="dxa"/>
-              <w:left w:w="160" w:type="dxa"/>
-              <w:right w:w="160" w:type="dxa"/>
+              <w:top w:w="80" w:type="dxa"/>
+              <w:bottom w:w="80" w:type="dxa"/>
+              <w:left w:w="100" w:type="dxa"/>
+              <w:right w:w="100" w:type="dxa"/>
             </w:tcMar>
-            <w:shd w:fill="FFFFFF"/>
+            <w:shd w:fill="FAFAFA"/>
           </w:tcPr>
           <w:p>
             <w:r/>
           </w:p>
-          <w:p>
-            <w:pPr>
-              <w:spacing w:before="0" w:after="40" w:line="276" w:lineRule="auto"/>
-              <w:jc w:val="left"/>
-            </w:pPr>
-          </w:p>
-          <w:p>
-            <w:pPr>
-              <w:spacing w:before="0" w:after="40" w:line="276" w:lineRule="auto"/>
-              <w:jc w:val="left"/>
-            </w:pPr>
-          </w:p>
-          <w:p>
-            <w:pPr>
-              <w:spacing w:before="0" w:after="40" w:line="276" w:lineRule="auto"/>
-              <w:jc w:val="left"/>
-            </w:pPr>
-          </w:p>
-          <w:p>
-            <w:pPr>
-              <w:spacing w:before="0" w:after="40" w:line="276" w:lineRule="auto"/>
-              <w:jc w:val="left"/>
-            </w:pPr>
-          </w:p>
         </w:tc>
       </w:tr>
       <w:tr>
+        <w:trPr>
+          <w:cantSplit/>
+        </w:trPr>
         <w:tc>
           <w:tcPr>
-            <w:tcW w:type="dxa" w:w="4802"/>
+            <w:tcW w:type="dxa" w:w="4867"/>
             <w:vAlign w:val="center"/>
+            <w:tcW w:w="4867" w:type="dxa"/>
             <w:tcMar>
-              <w:top w:w="120" w:type="dxa"/>
-              <w:bottom w:w="120" w:type="dxa"/>
-              <w:left w:w="160" w:type="dxa"/>
-              <w:right w:w="160" w:type="dxa"/>
-            </w:tcMar>
-            <w:shd w:fill="F8FAFC"/>
-          </w:tcPr>
-          <w:p>
-            <w:r/>
-          </w:p>
-          <w:p>
-            <w:pPr>
-              <w:spacing w:before="0" w:after="40" w:line="276" w:lineRule="auto"/>
-              <w:jc w:val="left"/>
-            </w:pPr>
-            <w:r>
-              <w:rPr>
-                <w:b/>
-              </w:rPr>
-              <w:t>Họ và tên:</w:t>
-            </w:r>
-            <w:r>
-              <w:t xml:space="preserve"> [NGUOI_DAI_DIEN_A]</w:t>
-            </w:r>
-          </w:p>
-        </w:tc>
-        <w:tc>
-          <w:tcPr>
-            <w:tcW w:type="dxa" w:w="4802"/>
-            <w:vAlign w:val="center"/>
-            <w:tcMar>
-              <w:top w:w="120" w:type="dxa"/>
-              <w:bottom w:w="120" w:type="dxa"/>
-              <w:left w:w="160" w:type="dxa"/>
-              <w:right w:w="160" w:type="dxa"/>
-            </w:tcMar>
-            <w:shd w:fill="F8FAFC"/>
-          </w:tcPr>
-          <w:p>
-            <w:r/>
-          </w:p>
-          <w:p>
-            <w:pPr>
-              <w:spacing w:before="0" w:after="40" w:line="276" w:lineRule="auto"/>
-              <w:jc w:val="left"/>
-            </w:pPr>
-            <w:r>
-              <w:rPr>
-                <w:b/>
-              </w:rPr>
-              <w:t>Họ và tên:</w:t>
-            </w:r>
-            <w:r>
-              <w:t xml:space="preserve"> [REPRESENTATIVE]</w:t>
-            </w:r>
-          </w:p>
-        </w:tc>
-      </w:tr>
-      <w:tr>
-        <w:tc>
-          <w:tcPr>
-            <w:tcW w:type="dxa" w:w="4802"/>
-            <w:vAlign w:val="center"/>
-            <w:tcMar>
-              <w:top w:w="120" w:type="dxa"/>
-              <w:bottom w:w="120" w:type="dxa"/>
-              <w:left w:w="160" w:type="dxa"/>
-              <w:right w:w="160" w:type="dxa"/>
+              <w:top w:w="80" w:type="dxa"/>
+              <w:bottom w:w="80" w:type="dxa"/>
+              <w:left w:w="100" w:type="dxa"/>
+              <w:right w:w="100" w:type="dxa"/>
             </w:tcMar>
             <w:shd w:fill="FFFFFF"/>
           </w:tcPr>
@@ -1089,22 +997,20 @@
               <w:rPr>
                 <w:b/>
               </w:rPr>
-              <w:t>Chức vụ:</w:t>
-            </w:r>
-            <w:r>
-              <w:t xml:space="preserve"> [CHUC_VU_A]</w:t>
+              <w:t>[NGƯỜI_ĐẠI_DIỆN_A]</w:t>
             </w:r>
           </w:p>
         </w:tc>
         <w:tc>
           <w:tcPr>
-            <w:tcW w:type="dxa" w:w="4802"/>
+            <w:tcW w:type="dxa" w:w="4882"/>
             <w:vAlign w:val="center"/>
+            <w:tcW w:w="4881" w:type="dxa"/>
             <w:tcMar>
-              <w:top w:w="120" w:type="dxa"/>
-              <w:bottom w:w="120" w:type="dxa"/>
-              <w:left w:w="160" w:type="dxa"/>
-              <w:right w:w="160" w:type="dxa"/>
+              <w:top w:w="80" w:type="dxa"/>
+              <w:bottom w:w="80" w:type="dxa"/>
+              <w:left w:w="100" w:type="dxa"/>
+              <w:right w:w="100" w:type="dxa"/>
             </w:tcMar>
             <w:shd w:fill="FFFFFF"/>
           </w:tcPr>
@@ -1120,26 +1026,27 @@
               <w:rPr>
                 <w:b/>
               </w:rPr>
-              <w:t>Chức vụ:</w:t>
-            </w:r>
-            <w:r>
-              <w:t xml:space="preserve"> [TITLE]</w:t>
+              <w:t>[REPRESENTATIVE]</w:t>
             </w:r>
           </w:p>
         </w:tc>
       </w:tr>
       <w:tr>
+        <w:trPr>
+          <w:cantSplit/>
+        </w:trPr>
         <w:tc>
           <w:tcPr>
-            <w:tcW w:type="dxa" w:w="4802"/>
+            <w:tcW w:type="dxa" w:w="4867"/>
             <w:vAlign w:val="center"/>
+            <w:tcW w:w="4867" w:type="dxa"/>
             <w:tcMar>
-              <w:top w:w="120" w:type="dxa"/>
-              <w:bottom w:w="120" w:type="dxa"/>
-              <w:left w:w="160" w:type="dxa"/>
-              <w:right w:w="160" w:type="dxa"/>
+              <w:top w:w="80" w:type="dxa"/>
+              <w:bottom w:w="80" w:type="dxa"/>
+              <w:left w:w="100" w:type="dxa"/>
+              <w:right w:w="100" w:type="dxa"/>
             </w:tcMar>
-            <w:shd w:fill="F8FAFC"/>
+            <w:shd w:fill="FAFAFA"/>
           </w:tcPr>
           <w:p>
             <w:r/>
@@ -1150,27 +1057,22 @@
               <w:jc w:val="left"/>
             </w:pPr>
             <w:r>
-              <w:rPr>
-                <w:b/>
-              </w:rPr>
-              <w:t>Ngày ký:</w:t>
-            </w:r>
-            <w:r>
-              <w:t xml:space="preserve"> ____/____/202[X]</w:t>
+              <w:t>Chức vụ: [CHỨC_VỤ_A]</w:t>
             </w:r>
           </w:p>
         </w:tc>
         <w:tc>
           <w:tcPr>
-            <w:tcW w:type="dxa" w:w="4802"/>
+            <w:tcW w:type="dxa" w:w="4882"/>
             <w:vAlign w:val="center"/>
+            <w:tcW w:w="4881" w:type="dxa"/>
             <w:tcMar>
-              <w:top w:w="120" w:type="dxa"/>
-              <w:bottom w:w="120" w:type="dxa"/>
-              <w:left w:w="160" w:type="dxa"/>
-              <w:right w:w="160" w:type="dxa"/>
+              <w:top w:w="80" w:type="dxa"/>
+              <w:bottom w:w="80" w:type="dxa"/>
+              <w:left w:w="100" w:type="dxa"/>
+              <w:right w:w="100" w:type="dxa"/>
             </w:tcMar>
-            <w:shd w:fill="F8FAFC"/>
+            <w:shd w:fill="FAFAFA"/>
           </w:tcPr>
           <w:p>
             <w:r/>
@@ -1181,13 +1083,64 @@
               <w:jc w:val="left"/>
             </w:pPr>
             <w:r>
-              <w:rPr>
-                <w:b/>
-              </w:rPr>
-              <w:t>Ngày ký:</w:t>
+              <w:t>Chức vụ: [TITLE]</w:t>
             </w:r>
+          </w:p>
+        </w:tc>
+      </w:tr>
+      <w:tr>
+        <w:trPr>
+          <w:cantSplit/>
+        </w:trPr>
+        <w:tc>
+          <w:tcPr>
+            <w:tcW w:type="dxa" w:w="4867"/>
+            <w:vAlign w:val="center"/>
+            <w:tcW w:w="4867" w:type="dxa"/>
+            <w:tcMar>
+              <w:top w:w="80" w:type="dxa"/>
+              <w:bottom w:w="80" w:type="dxa"/>
+              <w:left w:w="100" w:type="dxa"/>
+              <w:right w:w="100" w:type="dxa"/>
+            </w:tcMar>
+            <w:shd w:fill="FFFFFF"/>
+          </w:tcPr>
+          <w:p>
+            <w:r/>
+          </w:p>
+          <w:p>
+            <w:pPr>
+              <w:spacing w:before="0" w:after="40" w:line="276" w:lineRule="auto"/>
+              <w:jc w:val="left"/>
+            </w:pPr>
             <w:r>
-              <w:t xml:space="preserve"> ____/____/202[X]</w:t>
+              <w:t>Ngày ký: ..... / ..... / 202[NĂM]</w:t>
+            </w:r>
+          </w:p>
+        </w:tc>
+        <w:tc>
+          <w:tcPr>
+            <w:tcW w:type="dxa" w:w="4882"/>
+            <w:vAlign w:val="center"/>
+            <w:tcW w:w="4881" w:type="dxa"/>
+            <w:tcMar>
+              <w:top w:w="80" w:type="dxa"/>
+              <w:bottom w:w="80" w:type="dxa"/>
+              <w:left w:w="100" w:type="dxa"/>
+              <w:right w:w="100" w:type="dxa"/>
+            </w:tcMar>
+            <w:shd w:fill="FFFFFF"/>
+          </w:tcPr>
+          <w:p>
+            <w:r/>
+          </w:p>
+          <w:p>
+            <w:pPr>
+              <w:spacing w:before="0" w:after="40" w:line="276" w:lineRule="auto"/>
+              <w:jc w:val="left"/>
+            </w:pPr>
+            <w:r>
+              <w:t>Ngày ký: ..... / ..... / 202[NĂM]</w:t>
             </w:r>
           </w:p>
         </w:tc>
@@ -1200,7 +1153,7 @@
     </w:p>
     <w:sectPr>
       <w:pgSz w:w="11909" w:h="16834"/>
-      <w:pgMar w:top="1152" w:right="1152" w:bottom="1152" w:left="1152" w:header="720" w:footer="720" w:gutter="0"/>
+      <w:pgMar w:top="1138" w:right="936" w:bottom="1138" w:left="1224" w:header="720" w:footer="720" w:gutter="0"/>
       <w:cols w:space="720"/>
       <w:docGrid w:linePitch="360"/>
     </w:sectPr>
@@ -1573,7 +1526,7 @@
     <w:rsid w:val="00FC693F"/>
     <w:rPr>
       <w:rFonts w:ascii="Times New Roman" w:hAnsi="Times New Roman"/>
-      <w:color w:val="1E293B"/>
+      <w:color w:val="0F172A"/>
       <w:sz w:val="22"/>
     </w:rPr>
   </w:style>
